--- a/기획/공장 맵_방 구조 규칙_0129.docx
+++ b/기획/공장 맵_방 구조 규칙_0129.docx
@@ -64,28 +64,12 @@
     </w:p>
     <w:p/>
     <w:p>
-      <w:proofErr w:type="gramStart"/>
       <w:r>
         <w:rPr>
           <w:rFonts w:hint="eastAsia"/>
         </w:rPr>
-        <w:t>[ 참고</w:t>
+        <w:t>[ 참고 사항 ]</w:t>
       </w:r>
-      <w:proofErr w:type="gramEnd"/>
-      <w:r>
-        <w:rPr>
-          <w:rFonts w:hint="eastAsia"/>
-        </w:rPr>
-        <w:t xml:space="preserve"> </w:t>
-      </w:r>
-      <w:proofErr w:type="gramStart"/>
-      <w:r>
-        <w:rPr>
-          <w:rFonts w:hint="eastAsia"/>
-        </w:rPr>
-        <w:t>사항 ]</w:t>
-      </w:r>
-      <w:proofErr w:type="gramEnd"/>
     </w:p>
     <w:p>
       <w:pPr>
@@ -251,7 +235,6 @@
     </w:p>
     <w:p/>
     <w:p>
-      <w:proofErr w:type="gramStart"/>
       <w:r>
         <w:rPr>
           <w:rFonts w:hint="eastAsia"/>
@@ -268,14 +251,7 @@
         <w:rPr>
           <w:rFonts w:hint="eastAsia"/>
         </w:rPr>
-        <w:t>모든</w:t>
-      </w:r>
-      <w:proofErr w:type="gramEnd"/>
-      <w:r>
-        <w:rPr>
-          <w:rFonts w:hint="eastAsia"/>
-        </w:rPr>
-        <w:t xml:space="preserve"> 스테이지 </w:t>
+        <w:t xml:space="preserve">모든 스테이지 </w:t>
       </w:r>
       <w:r>
         <w:rPr>
@@ -293,14 +269,7 @@
         <w:rPr>
           <w:rFonts w:hint="eastAsia"/>
         </w:rPr>
-        <w:t xml:space="preserve"> &amp; </w:t>
-      </w:r>
-      <w:proofErr w:type="gramStart"/>
-      <w:r>
-        <w:rPr>
-          <w:rFonts w:hint="eastAsia"/>
-        </w:rPr>
-        <w:t>규칙</w:t>
+        <w:t xml:space="preserve"> &amp; 규칙</w:t>
       </w:r>
       <w:r>
         <w:rPr>
@@ -308,7 +277,6 @@
         </w:rPr>
         <w:t xml:space="preserve"> ]</w:t>
       </w:r>
-      <w:proofErr w:type="gramEnd"/>
     </w:p>
     <w:p>
       <w:pPr>
@@ -336,19 +304,11 @@
       <w:r>
         <w:t>’</w:t>
       </w:r>
-      <w:proofErr w:type="spellStart"/>
       <w:r>
         <w:rPr>
           <w:rFonts w:hint="eastAsia"/>
         </w:rPr>
-        <w:t>를</w:t>
-      </w:r>
-      <w:proofErr w:type="spellEnd"/>
-      <w:r>
-        <w:rPr>
-          <w:rFonts w:hint="eastAsia"/>
-        </w:rPr>
-        <w:t xml:space="preserve"> 이용하여 열 수 있다.</w:t>
+        <w:t>를 이용하여 열 수 있다.</w:t>
       </w:r>
     </w:p>
     <w:p>
@@ -363,21 +323,7 @@
         <w:rPr>
           <w:rFonts w:hint="eastAsia"/>
         </w:rPr>
-        <w:t xml:space="preserve">코어(장치)는 한 </w:t>
-      </w:r>
-      <w:proofErr w:type="spellStart"/>
-      <w:r>
-        <w:rPr>
-          <w:rFonts w:hint="eastAsia"/>
-        </w:rPr>
-        <w:t>맵에</w:t>
-      </w:r>
-      <w:proofErr w:type="spellEnd"/>
-      <w:r>
-        <w:rPr>
-          <w:rFonts w:hint="eastAsia"/>
-        </w:rPr>
-        <w:t xml:space="preserve"> 하나만 생성될 수 있다.</w:t>
+        <w:t>코어(장치)는 한 맵에 하나만 생성될 수 있다.</w:t>
       </w:r>
     </w:p>
     <w:p>
@@ -484,19 +430,11 @@
       <w:r>
         <w:t>’</w:t>
       </w:r>
-      <w:proofErr w:type="spellStart"/>
       <w:r>
         <w:rPr>
           <w:rFonts w:hint="eastAsia"/>
         </w:rPr>
-        <w:t>끼리는</w:t>
-      </w:r>
-      <w:proofErr w:type="spellEnd"/>
-      <w:r>
-        <w:rPr>
-          <w:rFonts w:hint="eastAsia"/>
-        </w:rPr>
-        <w:t xml:space="preserve"> 바로 연결될 수 없다.</w:t>
+        <w:t>끼리는 바로 연결될 수 없다.</w:t>
       </w:r>
     </w:p>
     <w:p>
@@ -519,19 +457,11 @@
       <w:r>
         <w:t>’</w:t>
       </w:r>
-      <w:proofErr w:type="spellStart"/>
       <w:r>
         <w:rPr>
           <w:rFonts w:hint="eastAsia"/>
         </w:rPr>
-        <w:t>끼리는</w:t>
-      </w:r>
-      <w:proofErr w:type="spellEnd"/>
-      <w:r>
-        <w:rPr>
-          <w:rFonts w:hint="eastAsia"/>
-        </w:rPr>
-        <w:t xml:space="preserve"> 바로 연결될 수 있다.</w:t>
+        <w:t>끼리는 바로 연결될 수 있다.</w:t>
       </w:r>
     </w:p>
     <w:p>
@@ -554,19 +484,11 @@
       <w:r>
         <w:t>’</w:t>
       </w:r>
-      <w:proofErr w:type="spellStart"/>
       <w:r>
         <w:rPr>
           <w:rFonts w:hint="eastAsia"/>
         </w:rPr>
-        <w:t>끼리는</w:t>
-      </w:r>
-      <w:proofErr w:type="spellEnd"/>
-      <w:r>
-        <w:rPr>
-          <w:rFonts w:hint="eastAsia"/>
-        </w:rPr>
-        <w:t xml:space="preserve"> 바로 연결될 수 있다.</w:t>
+        <w:t>끼리는 바로 연결될 수 있다.</w:t>
       </w:r>
     </w:p>
     <w:p>
@@ -576,9 +498,6 @@
           <w:ilvl w:val="0"/>
           <w:numId w:val="5"/>
         </w:numPr>
-        <w:rPr>
-          <w:rFonts w:hint="eastAsia"/>
-        </w:rPr>
       </w:pPr>
       <w:r>
         <w:br w:type="page"/>
@@ -627,38 +546,7 @@
                 <w:sz w:val="24"/>
               </w:rPr>
               <w:lastRenderedPageBreak/>
-              <w:t xml:space="preserve">0 </w:t>
-            </w:r>
-            <w:proofErr w:type="spellStart"/>
-            <w:proofErr w:type="gramStart"/>
-            <w:r>
-              <w:rPr>
-                <w:rFonts w:hint="eastAsia"/>
-                <w:b/>
-                <w:bCs/>
-                <w:sz w:val="24"/>
-              </w:rPr>
-              <w:t>MainEntranceRoom</w:t>
-            </w:r>
-            <w:proofErr w:type="spellEnd"/>
-            <w:r>
-              <w:rPr>
-                <w:rFonts w:hint="eastAsia"/>
-                <w:b/>
-                <w:bCs/>
-                <w:sz w:val="24"/>
-              </w:rPr>
-              <w:t xml:space="preserve"> /</w:t>
-            </w:r>
-            <w:proofErr w:type="gramEnd"/>
-            <w:r>
-              <w:rPr>
-                <w:rFonts w:hint="eastAsia"/>
-                <w:b/>
-                <w:bCs/>
-                <w:sz w:val="24"/>
-              </w:rPr>
-              <w:t xml:space="preserve"> 메인 입구 방</w:t>
+              <w:t>0 MainEntranceRoom / 메인 입구 방</w:t>
             </w:r>
           </w:p>
         </w:tc>
@@ -686,7 +574,7 @@
                 <w:noProof/>
               </w:rPr>
               <w:drawing>
-                <wp:inline distT="0" distB="0" distL="0" distR="0" wp14:anchorId="5E0E2009" wp14:editId="5EEFEA2F">
+                <wp:inline distT="0" distB="0" distL="0" distR="0" wp14:anchorId="5E0E2009" wp14:editId="5458F040">
                   <wp:extent cx="1063386" cy="1080000"/>
                   <wp:effectExtent l="0" t="0" r="3810" b="6350"/>
                   <wp:docPr id="322763009" name="그림 1" descr="도표, 패턴, 디자인이(가) 표시된 사진&#10;&#10;AI 생성 콘텐츠는 정확하지 않을 수 있습니다."/>
@@ -1153,7 +1041,6 @@
     <w:p>
       <w:pPr>
         <w:rPr>
-          <w:rFonts w:hint="eastAsia"/>
           <w:b/>
           <w:bCs/>
         </w:rPr>
@@ -1198,38 +1085,7 @@
                 <w:bCs/>
                 <w:sz w:val="24"/>
               </w:rPr>
-              <w:t xml:space="preserve">1 </w:t>
-            </w:r>
-            <w:proofErr w:type="spellStart"/>
-            <w:proofErr w:type="gramStart"/>
-            <w:r>
-              <w:rPr>
-                <w:rFonts w:hint="eastAsia"/>
-                <w:b/>
-                <w:bCs/>
-                <w:sz w:val="24"/>
-              </w:rPr>
-              <w:t>GapRoom</w:t>
-            </w:r>
-            <w:proofErr w:type="spellEnd"/>
-            <w:r>
-              <w:rPr>
-                <w:rFonts w:hint="eastAsia"/>
-                <w:b/>
-                <w:bCs/>
-                <w:sz w:val="24"/>
-              </w:rPr>
-              <w:t xml:space="preserve"> /</w:t>
-            </w:r>
-            <w:proofErr w:type="gramEnd"/>
-            <w:r>
-              <w:rPr>
-                <w:rFonts w:hint="eastAsia"/>
-                <w:b/>
-                <w:bCs/>
-                <w:sz w:val="24"/>
-              </w:rPr>
-              <w:t xml:space="preserve"> 끊어진 방</w:t>
+              <w:t>1 GapRoom / 끊어진 방</w:t>
             </w:r>
           </w:p>
         </w:tc>
@@ -1254,9 +1110,9 @@
                 <w:noProof/>
               </w:rPr>
               <w:drawing>
-                <wp:inline distT="0" distB="0" distL="0" distR="0" wp14:anchorId="101EB7C4" wp14:editId="057C8F1B">
+                <wp:inline distT="0" distB="0" distL="0" distR="0" wp14:anchorId="101EB7C4" wp14:editId="5350F041">
                   <wp:extent cx="2112718" cy="1080000"/>
-                  <wp:effectExtent l="0" t="0" r="1905" b="6350"/>
+                  <wp:effectExtent l="2223" t="0" r="4127" b="4128"/>
                   <wp:docPr id="1464881401" name="그림 1" descr="도표, 라인, 디자인, 패턴이(가) 표시된 사진&#10;&#10;AI 생성 콘텐츠는 정확하지 않을 수 있습니다."/>
                   <wp:cNvGraphicFramePr>
                     <a:graphicFrameLocks xmlns:a="http://schemas.openxmlformats.org/drawingml/2006/main" noChangeAspect="1"/>
@@ -1711,7 +1567,6 @@
     <w:p>
       <w:pPr>
         <w:rPr>
-          <w:rFonts w:hint="eastAsia"/>
           <w:b/>
           <w:bCs/>
         </w:rPr>
@@ -1757,38 +1612,7 @@
                 <w:bCs/>
                 <w:sz w:val="24"/>
               </w:rPr>
-              <w:t xml:space="preserve">2 </w:t>
-            </w:r>
-            <w:proofErr w:type="spellStart"/>
-            <w:proofErr w:type="gramStart"/>
-            <w:r>
-              <w:rPr>
-                <w:rFonts w:hint="eastAsia"/>
-                <w:b/>
-                <w:bCs/>
-                <w:sz w:val="24"/>
-              </w:rPr>
-              <w:t>ApparatusRoom</w:t>
-            </w:r>
-            <w:proofErr w:type="spellEnd"/>
-            <w:r>
-              <w:rPr>
-                <w:rFonts w:hint="eastAsia"/>
-                <w:b/>
-                <w:bCs/>
-                <w:sz w:val="24"/>
-              </w:rPr>
-              <w:t xml:space="preserve"> /</w:t>
-            </w:r>
-            <w:proofErr w:type="gramEnd"/>
-            <w:r>
-              <w:rPr>
-                <w:rFonts w:hint="eastAsia"/>
-                <w:b/>
-                <w:bCs/>
-                <w:sz w:val="24"/>
-              </w:rPr>
-              <w:t xml:space="preserve"> 장치 방(구조 1, 구조 2)</w:t>
+              <w:t>2 ApparatusRoom / 장치 방(구조 1, 구조 2)</w:t>
             </w:r>
           </w:p>
         </w:tc>
@@ -1812,7 +1636,7 @@
                 <w:noProof/>
               </w:rPr>
               <w:drawing>
-                <wp:inline distT="0" distB="0" distL="0" distR="0" wp14:anchorId="4925C90B" wp14:editId="499E874F">
+                <wp:inline distT="0" distB="0" distL="0" distR="0" wp14:anchorId="4925C90B" wp14:editId="26FE26D8">
                   <wp:extent cx="1852082" cy="1080000"/>
                   <wp:effectExtent l="0" t="0" r="0" b="6350"/>
                   <wp:docPr id="1455641549" name="그림 1" descr="스크린샷, 도표, 라인, 직사각형이(가) 표시된 사진&#10;&#10;AI 생성 콘텐츠는 정확하지 않을 수 있습니다."/>
@@ -1834,7 +1658,7 @@
                           </a:stretch>
                         </pic:blipFill>
                         <pic:spPr bwMode="auto">
-                          <a:xfrm>
+                          <a:xfrm rot="10800000">
                             <a:off x="0" y="0"/>
                             <a:ext cx="1852082" cy="1080000"/>
                           </a:xfrm>
@@ -1887,7 +1711,7 @@
                 <w:noProof/>
               </w:rPr>
               <w:drawing>
-                <wp:inline distT="0" distB="0" distL="0" distR="0" wp14:anchorId="61B9B325" wp14:editId="2C1A7D4A">
+                <wp:inline distT="0" distB="0" distL="0" distR="0" wp14:anchorId="61B9B325" wp14:editId="1D9850A5">
                   <wp:extent cx="1861610" cy="1080000"/>
                   <wp:effectExtent l="0" t="0" r="5715" b="6350"/>
                   <wp:docPr id="378056542" name="그림 1" descr="스크린샷, 도표, 라인, 직사각형이(가) 표시된 사진&#10;&#10;AI 생성 콘텐츠는 정확하지 않을 수 있습니다."/>
@@ -1909,7 +1733,7 @@
                           </a:stretch>
                         </pic:blipFill>
                         <pic:spPr bwMode="auto">
-                          <a:xfrm>
+                          <a:xfrm rot="10800000">
                             <a:off x="0" y="0"/>
                             <a:ext cx="1861610" cy="1080000"/>
                           </a:xfrm>
@@ -2439,7 +2263,6 @@
     <w:p>
       <w:pPr>
         <w:rPr>
-          <w:rFonts w:hint="eastAsia"/>
           <w:b/>
           <w:bCs/>
         </w:rPr>
@@ -2484,38 +2307,7 @@
                 <w:bCs/>
                 <w:sz w:val="24"/>
               </w:rPr>
-              <w:t xml:space="preserve">3 </w:t>
-            </w:r>
-            <w:proofErr w:type="spellStart"/>
-            <w:proofErr w:type="gramStart"/>
-            <w:r>
-              <w:rPr>
-                <w:rFonts w:hint="eastAsia"/>
-                <w:b/>
-                <w:bCs/>
-                <w:sz w:val="24"/>
-              </w:rPr>
-              <w:t>ServerRoom</w:t>
-            </w:r>
-            <w:proofErr w:type="spellEnd"/>
-            <w:r>
-              <w:rPr>
-                <w:rFonts w:hint="eastAsia"/>
-                <w:b/>
-                <w:bCs/>
-                <w:sz w:val="24"/>
-              </w:rPr>
-              <w:t xml:space="preserve"> /</w:t>
-            </w:r>
-            <w:proofErr w:type="gramEnd"/>
-            <w:r>
-              <w:rPr>
-                <w:rFonts w:hint="eastAsia"/>
-                <w:b/>
-                <w:bCs/>
-                <w:sz w:val="24"/>
-              </w:rPr>
-              <w:t xml:space="preserve"> 서버 방</w:t>
+              <w:t>3 ServerRoom / 서버 방</w:t>
             </w:r>
           </w:p>
         </w:tc>
@@ -2540,7 +2332,7 @@
                 <w:noProof/>
               </w:rPr>
               <w:drawing>
-                <wp:inline distT="0" distB="0" distL="0" distR="0" wp14:anchorId="4773BC5B" wp14:editId="3E0DC620">
+                <wp:inline distT="0" distB="0" distL="0" distR="0" wp14:anchorId="4773BC5B" wp14:editId="2B8C2676">
                   <wp:extent cx="1870372" cy="2160000"/>
                   <wp:effectExtent l="0" t="0" r="0" b="0"/>
                   <wp:docPr id="104373309" name="그림 1" descr="도표, 라인, 스크린샷, 직사각형이(가) 표시된 사진&#10;&#10;AI 생성 콘텐츠는 정확하지 않을 수 있습니다."/>
@@ -2561,7 +2353,7 @@
                           </a:stretch>
                         </pic:blipFill>
                         <pic:spPr>
-                          <a:xfrm>
+                          <a:xfrm rot="10800000">
                             <a:off x="0" y="0"/>
                             <a:ext cx="1870372" cy="2160000"/>
                           </a:xfrm>
@@ -2973,7 +2765,6 @@
     <w:p>
       <w:pPr>
         <w:rPr>
-          <w:rFonts w:hint="eastAsia"/>
           <w:b/>
           <w:bCs/>
         </w:rPr>
@@ -3007,7 +2798,6 @@
               <w:pStyle w:val="a6"/>
               <w:ind w:left="0"/>
               <w:rPr>
-                <w:rFonts w:hint="eastAsia"/>
                 <w:sz w:val="24"/>
               </w:rPr>
             </w:pPr>
@@ -3018,58 +2808,7 @@
                 <w:bCs/>
                 <w:sz w:val="24"/>
               </w:rPr>
-              <w:t xml:space="preserve">4 </w:t>
-            </w:r>
-            <w:proofErr w:type="spellStart"/>
-            <w:proofErr w:type="gramStart"/>
-            <w:r>
-              <w:rPr>
-                <w:rFonts w:hint="eastAsia"/>
-                <w:b/>
-                <w:bCs/>
-                <w:sz w:val="24"/>
-              </w:rPr>
-              <w:t>CabinetRoom</w:t>
-            </w:r>
-            <w:proofErr w:type="spellEnd"/>
-            <w:r>
-              <w:rPr>
-                <w:rFonts w:hint="eastAsia"/>
-                <w:b/>
-                <w:bCs/>
-                <w:sz w:val="24"/>
-              </w:rPr>
-              <w:t xml:space="preserve"> /</w:t>
-            </w:r>
-            <w:proofErr w:type="gramEnd"/>
-            <w:r>
-              <w:rPr>
-                <w:rFonts w:hint="eastAsia"/>
-                <w:b/>
-                <w:bCs/>
-                <w:sz w:val="24"/>
-              </w:rPr>
-              <w:t xml:space="preserve"> </w:t>
-            </w:r>
-            <w:proofErr w:type="spellStart"/>
-            <w:r>
-              <w:rPr>
-                <w:rFonts w:hint="eastAsia"/>
-                <w:b/>
-                <w:bCs/>
-                <w:sz w:val="24"/>
-              </w:rPr>
-              <w:t>캐비넷</w:t>
-            </w:r>
-            <w:proofErr w:type="spellEnd"/>
-            <w:r>
-              <w:rPr>
-                <w:rFonts w:hint="eastAsia"/>
-                <w:b/>
-                <w:bCs/>
-                <w:sz w:val="24"/>
-              </w:rPr>
-              <w:t xml:space="preserve"> 방</w:t>
+              <w:t>4 CabinetRoom / 캐비넷 방</w:t>
             </w:r>
           </w:p>
         </w:tc>
@@ -3744,41 +3483,12 @@
         <w:rPr>
           <w:rFonts w:hint="eastAsia"/>
         </w:rPr>
-        <w:t xml:space="preserve">: 대각선으로 마주보는 모서리에 최대 2개의 </w:t>
-      </w:r>
-      <w:proofErr w:type="spellStart"/>
-      <w:r>
-        <w:rPr>
-          <w:rFonts w:hint="eastAsia"/>
-        </w:rPr>
-        <w:t>캐비넷이</w:t>
-      </w:r>
-      <w:proofErr w:type="spellEnd"/>
-      <w:r>
-        <w:rPr>
-          <w:rFonts w:hint="eastAsia"/>
-        </w:rPr>
-        <w:t xml:space="preserve"> 생성될 수 있다. </w:t>
-      </w:r>
-      <w:proofErr w:type="spellStart"/>
-      <w:r>
-        <w:rPr>
-          <w:rFonts w:hint="eastAsia"/>
-        </w:rPr>
-        <w:t>캐비넷은</w:t>
-      </w:r>
-      <w:proofErr w:type="spellEnd"/>
-      <w:r>
-        <w:rPr>
-          <w:rFonts w:hint="eastAsia"/>
-        </w:rPr>
-        <w:t xml:space="preserve"> 생성되더라도 열리지 않을 수도 있다.</w:t>
+        <w:t>: 대각선으로 마주보는 모서리에 최대 2개의 캐비넷이 생성될 수 있다. 캐비넷은 생성되더라도 열리지 않을 수도 있다.</w:t>
       </w:r>
     </w:p>
     <w:p>
       <w:pPr>
         <w:rPr>
-          <w:rFonts w:hint="eastAsia"/>
           <w:b/>
           <w:bCs/>
         </w:rPr>
@@ -3812,7 +3522,6 @@
               <w:pStyle w:val="a6"/>
               <w:ind w:left="0"/>
               <w:rPr>
-                <w:rFonts w:hint="eastAsia"/>
                 <w:b/>
                 <w:bCs/>
                 <w:noProof/>
@@ -3846,6 +3555,9 @@
               <w:pStyle w:val="a6"/>
               <w:ind w:left="0"/>
               <w:jc w:val="center"/>
+              <w:rPr>
+                <w:rFonts w:hint="eastAsia"/>
+              </w:rPr>
             </w:pPr>
             <w:r>
               <w:rPr>
@@ -3887,21 +3599,6 @@
                 </wp:inline>
               </w:drawing>
             </w:r>
-            <w:r>
-              <w:rPr>
-                <w:rFonts w:hint="eastAsia"/>
-              </w:rPr>
-              <w:t xml:space="preserve"> </w:t>
-            </w:r>
-            <w:r>
-              <w:t xml:space="preserve">: </w:t>
-            </w:r>
-            <w:r>
-              <w:rPr>
-                <w:rFonts w:hint="eastAsia"/>
-              </w:rPr>
-              <w:t>직사각형</w:t>
-            </w:r>
           </w:p>
         </w:tc>
       </w:tr>
@@ -4301,7 +3998,6 @@
     <w:p>
       <w:pPr>
         <w:rPr>
-          <w:rFonts w:hint="eastAsia"/>
           <w:b/>
           <w:bCs/>
         </w:rPr>
@@ -4456,20 +4152,6 @@
                 </wp:inline>
               </w:drawing>
             </w:r>
-            <w:r>
-              <w:rPr>
-                <w:rFonts w:hint="eastAsia"/>
-              </w:rPr>
-              <w:t xml:space="preserve"> : </w:t>
-            </w:r>
-            <w:proofErr w:type="spellStart"/>
-            <w:r>
-              <w:rPr>
-                <w:rFonts w:hint="eastAsia"/>
-              </w:rPr>
-              <w:t>꺾임형</w:t>
-            </w:r>
-            <w:proofErr w:type="spellEnd"/>
           </w:p>
         </w:tc>
       </w:tr>
@@ -4868,7 +4550,6 @@
     <w:p>
       <w:pPr>
         <w:rPr>
-          <w:rFonts w:hint="eastAsia"/>
           <w:b/>
           <w:bCs/>
         </w:rPr>
@@ -5090,9 +4771,6 @@
           <w:p>
             <w:pPr>
               <w:jc w:val="center"/>
-              <w:rPr>
-                <w:rFonts w:hint="eastAsia"/>
-              </w:rPr>
             </w:pPr>
             <w:r>
               <w:rPr>
@@ -5582,21 +5260,7 @@
         <w:rPr>
           <w:rFonts w:hint="eastAsia"/>
         </w:rPr>
-        <w:t xml:space="preserve">: </w:t>
-      </w:r>
-      <w:proofErr w:type="spellStart"/>
-      <w:r>
-        <w:rPr>
-          <w:rFonts w:hint="eastAsia"/>
-        </w:rPr>
-        <w:t>꺾임형</w:t>
-      </w:r>
-      <w:proofErr w:type="spellEnd"/>
-      <w:r>
-        <w:rPr>
-          <w:rFonts w:hint="eastAsia"/>
-        </w:rPr>
-        <w:t xml:space="preserve"> </w:t>
+        <w:t xml:space="preserve">: 꺾임형 </w:t>
       </w:r>
       <w:r>
         <w:t>–</w:t>
@@ -5647,7 +5311,6 @@
     <w:p>
       <w:pPr>
         <w:rPr>
-          <w:rFonts w:hint="eastAsia"/>
           <w:b/>
           <w:bCs/>
         </w:rPr>
@@ -5737,7 +5400,7 @@
                 <w:noProof/>
               </w:rPr>
               <w:drawing>
-                <wp:inline distT="0" distB="0" distL="0" distR="0" wp14:anchorId="3C31DAFD" wp14:editId="5FAAEDE1">
+                <wp:inline distT="0" distB="0" distL="0" distR="0" wp14:anchorId="3C31DAFD" wp14:editId="00F8599B">
                   <wp:extent cx="2266293" cy="1620000"/>
                   <wp:effectExtent l="0" t="0" r="1270" b="0"/>
                   <wp:docPr id="1902395236" name="그림 1" descr="직사각형, 라인, 스크린샷, 흑백이(가) 표시된 사진&#10;&#10;AI 생성 콘텐츠는 정확하지 않을 수 있습니다."/>
@@ -5758,7 +5421,7 @@
                           </a:stretch>
                         </pic:blipFill>
                         <pic:spPr>
-                          <a:xfrm>
+                          <a:xfrm rot="10800000">
                             <a:off x="0" y="0"/>
                             <a:ext cx="2266293" cy="1620000"/>
                           </a:xfrm>
@@ -6188,7 +5851,6 @@
     <w:p>
       <w:pPr>
         <w:rPr>
-          <w:rFonts w:hint="eastAsia"/>
           <w:b/>
           <w:bCs/>
         </w:rPr>
@@ -6220,7 +5882,6 @@
           <w:p>
             <w:pPr>
               <w:rPr>
-                <w:rFonts w:hint="eastAsia"/>
                 <w:noProof/>
               </w:rPr>
             </w:pPr>
@@ -6251,15 +5912,12 @@
               <w:jc w:val="center"/>
             </w:pPr>
             <w:r>
-              <w:rPr>
-                <w:noProof/>
-              </w:rPr>
               <w:lastRenderedPageBreak/>
               <w:drawing>
-                <wp:inline distT="0" distB="0" distL="0" distR="0" wp14:anchorId="54735874" wp14:editId="63CE3573">
-                  <wp:extent cx="4860000" cy="2079473"/>
+                <wp:inline distT="0" distB="0" distL="0" distR="0" wp14:anchorId="18DA3E92" wp14:editId="079F2FA6">
+                  <wp:extent cx="4858428" cy="2076740"/>
                   <wp:effectExtent l="0" t="0" r="0" b="0"/>
-                  <wp:docPr id="2113941864" name="그림 1" descr="직사각형, 스크린샷, 도표, 라인이(가) 표시된 사진&#10;&#10;AI 생성 콘텐츠는 정확하지 않을 수 있습니다."/>
+                  <wp:docPr id="1120646188" name="그림 1"/>
                   <wp:cNvGraphicFramePr>
                     <a:graphicFrameLocks xmlns:a="http://schemas.openxmlformats.org/drawingml/2006/main" noChangeAspect="1"/>
                   </wp:cNvGraphicFramePr>
@@ -6267,7 +5925,7 @@
                     <a:graphicData uri="http://schemas.openxmlformats.org/drawingml/2006/picture">
                       <pic:pic xmlns:pic="http://schemas.openxmlformats.org/drawingml/2006/picture">
                         <pic:nvPicPr>
-                          <pic:cNvPr id="2113941864" name="그림 1" descr="직사각형, 스크린샷, 도표, 라인이(가) 표시된 사진&#10;&#10;AI 생성 콘텐츠는 정확하지 않을 수 있습니다."/>
+                          <pic:cNvPr id="1120646188" name=""/>
                           <pic:cNvPicPr/>
                         </pic:nvPicPr>
                         <pic:blipFill>
@@ -6277,9 +5935,9 @@
                           </a:stretch>
                         </pic:blipFill>
                         <pic:spPr>
-                          <a:xfrm rot="10800000">
+                          <a:xfrm>
                             <a:off x="0" y="0"/>
-                            <a:ext cx="4860000" cy="2079473"/>
+                            <a:ext cx="4858428" cy="2076740"/>
                           </a:xfrm>
                           <a:prstGeom prst="rect">
                             <a:avLst/>
@@ -6403,12 +6061,33 @@
               <w:pStyle w:val="a6"/>
               <w:ind w:left="0"/>
               <w:jc w:val="center"/>
-            </w:pPr>
-            <w:r>
-              <w:rPr>
-                <w:rFonts w:hint="eastAsia"/>
-              </w:rPr>
-              <w:t>24*12*20</w:t>
+              <w:rPr>
+                <w:rFonts w:hint="eastAsia"/>
+              </w:rPr>
+            </w:pPr>
+            <w:r>
+              <w:rPr>
+                <w:rFonts w:hint="eastAsia"/>
+              </w:rPr>
+              <w:t>2</w:t>
+            </w:r>
+            <w:r>
+              <w:rPr>
+                <w:rFonts w:hint="eastAsia"/>
+              </w:rPr>
+              <w:t>0</w:t>
+            </w:r>
+            <w:r>
+              <w:rPr>
+                <w:rFonts w:hint="eastAsia"/>
+              </w:rPr>
+              <w:t>*12*</w:t>
+            </w:r>
+            <w:r>
+              <w:rPr>
+                <w:rFonts w:hint="eastAsia"/>
+              </w:rPr>
+              <w:t>15</w:t>
             </w:r>
           </w:p>
         </w:tc>
@@ -6774,7 +6453,19 @@
               <w:rPr>
                 <w:rFonts w:hint="eastAsia"/>
               </w:rPr>
-              <w:t>2~6</w:t>
+              <w:t>3</w:t>
+            </w:r>
+            <w:r>
+              <w:rPr>
+                <w:rFonts w:hint="eastAsia"/>
+              </w:rPr>
+              <w:t>~</w:t>
+            </w:r>
+            <w:r>
+              <w:rPr>
+                <w:rFonts w:hint="eastAsia"/>
+              </w:rPr>
+              <w:t>7</w:t>
             </w:r>
           </w:p>
         </w:tc>
@@ -6841,13 +6532,7 @@
         </w:drawing>
       </w:r>
     </w:p>
-    <w:p>
-      <w:pPr>
-        <w:rPr>
-          <w:rFonts w:hint="eastAsia"/>
-        </w:rPr>
-      </w:pPr>
-    </w:p>
+    <w:p/>
     <w:tbl>
       <w:tblPr>
         <w:tblStyle w:val="ae"/>
@@ -6876,7 +6561,6 @@
               <w:pStyle w:val="a6"/>
               <w:ind w:left="0"/>
               <w:rPr>
-                <w:rFonts w:hint="eastAsia"/>
                 <w:noProof/>
               </w:rPr>
             </w:pPr>
@@ -6913,9 +6597,9 @@
                 <w:noProof/>
               </w:rPr>
               <w:drawing>
-                <wp:inline distT="0" distB="0" distL="0" distR="0" wp14:anchorId="707A39F5" wp14:editId="1C0E6F81">
+                <wp:inline distT="0" distB="0" distL="0" distR="0" wp14:anchorId="707A39F5" wp14:editId="4D79A276">
                   <wp:extent cx="1858846" cy="1080000"/>
-                  <wp:effectExtent l="0" t="0" r="8255" b="6350"/>
+                  <wp:effectExtent l="8573" t="0" r="0" b="0"/>
                   <wp:docPr id="1863204389" name="그림 1" descr="도표, 라인, 직사각형, 디자인이(가) 표시된 사진&#10;&#10;AI 생성 콘텐츠는 정확하지 않을 수 있습니다."/>
                   <wp:cNvGraphicFramePr>
                     <a:graphicFrameLocks xmlns:a="http://schemas.openxmlformats.org/drawingml/2006/main" noChangeAspect="1"/>
@@ -6934,7 +6618,7 @@
                           </a:stretch>
                         </pic:blipFill>
                         <pic:spPr>
-                          <a:xfrm>
+                          <a:xfrm rot="16200000">
                             <a:off x="0" y="0"/>
                             <a:ext cx="1858846" cy="1080000"/>
                           </a:xfrm>
@@ -6989,13 +6673,7 @@
               <w:rPr>
                 <w:rFonts w:hint="eastAsia"/>
               </w:rPr>
-              <w:t>12*</w:t>
-            </w:r>
-            <w:r>
-              <w:rPr>
-                <w:rFonts w:hint="eastAsia"/>
-              </w:rPr>
-              <w:t>6</w:t>
+              <w:t>6*12</w:t>
             </w:r>
             <w:r>
               <w:rPr>
@@ -7382,7 +7060,6 @@
     <w:p>
       <w:pPr>
         <w:rPr>
-          <w:rFonts w:hint="eastAsia"/>
           <w:b/>
           <w:bCs/>
         </w:rPr>
@@ -7414,7 +7091,6 @@
           <w:p>
             <w:pPr>
               <w:rPr>
-                <w:rFonts w:hint="eastAsia"/>
                 <w:noProof/>
               </w:rPr>
             </w:pPr>
@@ -7452,16 +7128,16 @@
               <mc:AlternateContent>
                 <mc:Choice Requires="wps">
                   <w:drawing>
-                    <wp:anchor distT="0" distB="0" distL="114300" distR="114300" simplePos="0" relativeHeight="251664384" behindDoc="0" locked="0" layoutInCell="1" allowOverlap="1" wp14:anchorId="41055FB3" wp14:editId="63E358C6">
+                    <wp:anchor distT="0" distB="0" distL="114300" distR="114300" simplePos="0" relativeHeight="251664384" behindDoc="0" locked="0" layoutInCell="1" allowOverlap="1" wp14:anchorId="41055FB3" wp14:editId="0BCA43F2">
                       <wp:simplePos x="0" y="0"/>
                       <wp:positionH relativeFrom="column">
-                        <wp:posOffset>1985010</wp:posOffset>
+                        <wp:posOffset>1496031</wp:posOffset>
                       </wp:positionH>
                       <wp:positionV relativeFrom="paragraph">
-                        <wp:posOffset>420370</wp:posOffset>
+                        <wp:posOffset>249873</wp:posOffset>
                       </wp:positionV>
-                      <wp:extent cx="1381125" cy="933450"/>
-                      <wp:effectExtent l="19050" t="19050" r="28575" b="19050"/>
+                      <wp:extent cx="1274866" cy="848568"/>
+                      <wp:effectExtent l="22543" t="15557" r="24447" b="24448"/>
                       <wp:wrapNone/>
                       <wp:docPr id="1407740779" name="직사각형 1"/>
                       <wp:cNvGraphicFramePr/>
@@ -7470,9 +7146,9 @@
                           <wps:wsp>
                             <wps:cNvSpPr/>
                             <wps:spPr>
-                              <a:xfrm>
+                              <a:xfrm rot="16200000">
                                 <a:off x="0" y="0"/>
-                                <a:ext cx="1381125" cy="933450"/>
+                                <a:ext cx="1274866" cy="848568"/>
                               </a:xfrm>
                               <a:prstGeom prst="rect">
                                 <a:avLst/>
@@ -7520,7 +7196,7 @@
                 </mc:Choice>
                 <mc:Fallback>
                   <w:pict>
-                    <v:rect w14:anchorId="71CF1000" id="직사각형 1" o:spid="_x0000_s1026" style="position:absolute;margin-left:156.3pt;margin-top:33.1pt;width:108.75pt;height:73.5pt;z-index:251664384;visibility:visible;mso-wrap-style:square;mso-width-percent:0;mso-height-percent:0;mso-wrap-distance-left:9pt;mso-wrap-distance-top:0;mso-wrap-distance-right:9pt;mso-wrap-distance-bottom:0;mso-position-horizontal:absolute;mso-position-horizontal-relative:text;mso-position-vertical:absolute;mso-position-vertical-relative:text;mso-width-percent:0;mso-height-percent:0;mso-width-relative:margin;mso-height-relative:margin;v-text-anchor:middle" o:gfxdata="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" filled="f" strokecolor="#e00" strokeweight="2.25pt"/>
+                    <v:rect w14:anchorId="2BB21EFE" id="직사각형 1" o:spid="_x0000_s1026" style="position:absolute;margin-left:117.8pt;margin-top:19.7pt;width:100.4pt;height:66.8pt;rotation:-90;z-index:251664384;visibility:visible;mso-wrap-style:square;mso-width-percent:0;mso-height-percent:0;mso-wrap-distance-left:9pt;mso-wrap-distance-top:0;mso-wrap-distance-right:9pt;mso-wrap-distance-bottom:0;mso-position-horizontal:absolute;mso-position-horizontal-relative:text;mso-position-vertical:absolute;mso-position-vertical-relative:text;mso-width-percent:0;mso-height-percent:0;mso-width-relative:margin;mso-height-relative:margin;v-text-anchor:middle" o:gfxdata="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" filled="f" strokecolor="#e00" strokeweight="2.25pt"/>
                   </w:pict>
                 </mc:Fallback>
               </mc:AlternateContent>
@@ -7531,9 +7207,9 @@
                 <w:noProof/>
               </w:rPr>
               <w:drawing>
-                <wp:inline distT="0" distB="0" distL="0" distR="0" wp14:anchorId="4072C9DE" wp14:editId="0EB71DA5">
-                  <wp:extent cx="1963972" cy="1711933"/>
-                  <wp:effectExtent l="0" t="0" r="0" b="3175"/>
+                <wp:inline distT="0" distB="0" distL="0" distR="0" wp14:anchorId="4072C9DE" wp14:editId="685D5D59">
+                  <wp:extent cx="1399233" cy="1182370"/>
+                  <wp:effectExtent l="0" t="6032" r="4762" b="4763"/>
                   <wp:docPr id="857501272" name="그림 8"/>
                   <wp:cNvGraphicFramePr>
                     <a:graphicFrameLocks xmlns:a="http://schemas.openxmlformats.org/drawingml/2006/main" noChangeAspect="1"/>
@@ -7555,15 +7231,15 @@
                               </a:ext>
                             </a:extLst>
                           </a:blip>
-                          <a:srcRect l="9263" t="4860" r="16925"/>
+                          <a:srcRect l="27639" t="19541" r="19718" b="14681"/>
                           <a:stretch>
                             <a:fillRect/>
                           </a:stretch>
                         </pic:blipFill>
                         <pic:spPr bwMode="auto">
-                          <a:xfrm>
+                          <a:xfrm rot="16200000">
                             <a:off x="0" y="0"/>
-                            <a:ext cx="1964641" cy="1712516"/>
+                            <a:ext cx="1401174" cy="1184010"/>
                           </a:xfrm>
                           <a:prstGeom prst="rect">
                             <a:avLst/>
@@ -7584,19 +7260,20 @@
                 </wp:inline>
               </w:drawing>
             </w:r>
-          </w:p>
-          <w:p>
-            <w:pPr>
-              <w:jc w:val="center"/>
-            </w:pPr>
+            <w:r>
+              <w:rPr>
+                <w:rFonts w:hint="eastAsia"/>
+              </w:rPr>
+              <w:t xml:space="preserve">  </w:t>
+            </w:r>
             <w:r>
               <w:rPr>
                 <w:noProof/>
               </w:rPr>
               <w:drawing>
-                <wp:inline distT="0" distB="0" distL="0" distR="0" wp14:anchorId="79586497" wp14:editId="5FAE4102">
-                  <wp:extent cx="1440000" cy="786326"/>
-                  <wp:effectExtent l="0" t="0" r="8255" b="0"/>
+                <wp:inline distT="0" distB="0" distL="0" distR="0" wp14:anchorId="79586497" wp14:editId="195C7DD5">
+                  <wp:extent cx="1385795" cy="756727"/>
+                  <wp:effectExtent l="0" t="9208" r="0" b="0"/>
                   <wp:docPr id="1528054511" name="그림 1"/>
                   <wp:cNvGraphicFramePr>
                     <a:graphicFrameLocks xmlns:a="http://schemas.openxmlformats.org/drawingml/2006/main" noChangeAspect="1"/>
@@ -7616,9 +7293,9 @@
                           </a:stretch>
                         </pic:blipFill>
                         <pic:spPr bwMode="auto">
-                          <a:xfrm>
+                          <a:xfrm rot="16200000">
                             <a:off x="0" y="0"/>
-                            <a:ext cx="1440000" cy="786326"/>
+                            <a:ext cx="1387488" cy="757652"/>
                           </a:xfrm>
                           <a:prstGeom prst="rect">
                             <a:avLst/>
@@ -7679,7 +7356,13 @@
               <w:rPr>
                 <w:rFonts w:hint="eastAsia"/>
               </w:rPr>
-              <w:t>6*3*5</w:t>
+              <w:t>3*6</w:t>
+            </w:r>
+            <w:r>
+              <w:rPr>
+                <w:rFonts w:hint="eastAsia"/>
+              </w:rPr>
+              <w:t>*5</w:t>
             </w:r>
           </w:p>
         </w:tc>
@@ -8031,7 +7714,6 @@
     <w:p>
       <w:pPr>
         <w:rPr>
-          <w:rFonts w:hint="eastAsia"/>
           <w:b/>
           <w:bCs/>
         </w:rPr>
@@ -8063,7 +7745,6 @@
           <w:p>
             <w:pPr>
               <w:rPr>
-                <w:rFonts w:hint="eastAsia"/>
                 <w:noProof/>
               </w:rPr>
             </w:pPr>
@@ -8075,6 +7756,7 @@
                 <w:noProof/>
                 <w:sz w:val="24"/>
               </w:rPr>
+              <w:lastRenderedPageBreak/>
               <w:t>1</w:t>
             </w:r>
             <w:r>
@@ -8161,13 +7843,13 @@
               <mc:AlternateContent>
                 <mc:Choice Requires="wps">
                   <w:drawing>
-                    <wp:anchor distT="0" distB="0" distL="114300" distR="114300" simplePos="0" relativeHeight="251666432" behindDoc="0" locked="0" layoutInCell="1" allowOverlap="1" wp14:anchorId="505B043C" wp14:editId="0E77466B">
+                    <wp:anchor distT="0" distB="0" distL="114300" distR="114300" simplePos="0" relativeHeight="251666432" behindDoc="0" locked="0" layoutInCell="1" allowOverlap="1" wp14:anchorId="505B043C" wp14:editId="083D1F31">
                       <wp:simplePos x="0" y="0"/>
                       <wp:positionH relativeFrom="column">
-                        <wp:posOffset>1983583</wp:posOffset>
+                        <wp:posOffset>914326</wp:posOffset>
                       </wp:positionH>
                       <wp:positionV relativeFrom="paragraph">
-                        <wp:posOffset>128905</wp:posOffset>
+                        <wp:posOffset>485164</wp:posOffset>
                       </wp:positionV>
                       <wp:extent cx="1251610" cy="1320536"/>
                       <wp:effectExtent l="19050" t="19050" r="24765" b="13335"/>
@@ -8229,7 +7911,7 @@
                 </mc:Choice>
                 <mc:Fallback>
                   <w:pict>
-                    <v:rect w14:anchorId="30676781" id="직사각형 1" o:spid="_x0000_s1026" style="position:absolute;margin-left:156.2pt;margin-top:10.15pt;width:98.55pt;height:104pt;z-index:251666432;visibility:visible;mso-wrap-style:square;mso-width-percent:0;mso-height-percent:0;mso-wrap-distance-left:9pt;mso-wrap-distance-top:0;mso-wrap-distance-right:9pt;mso-wrap-distance-bottom:0;mso-position-horizontal:absolute;mso-position-horizontal-relative:text;mso-position-vertical:absolute;mso-position-vertical-relative:text;mso-width-percent:0;mso-height-percent:0;mso-width-relative:margin;mso-height-relative:margin;v-text-anchor:middle" o:gfxdata="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" filled="f" strokecolor="#e00" strokeweight="3pt"/>
+                    <v:rect w14:anchorId="3B36198B" id="직사각형 1" o:spid="_x0000_s1026" style="position:absolute;margin-left:1in;margin-top:38.2pt;width:98.55pt;height:104pt;z-index:251666432;visibility:visible;mso-wrap-style:square;mso-width-percent:0;mso-height-percent:0;mso-wrap-distance-left:9pt;mso-wrap-distance-top:0;mso-wrap-distance-right:9pt;mso-wrap-distance-bottom:0;mso-position-horizontal:absolute;mso-position-horizontal-relative:text;mso-position-vertical:absolute;mso-position-vertical-relative:text;mso-width-percent:0;mso-height-percent:0;mso-width-relative:margin;mso-height-relative:margin;v-text-anchor:middle" o:gfxdata="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" filled="f" strokecolor="#e00" strokeweight="3pt"/>
                   </w:pict>
                 </mc:Fallback>
               </mc:AlternateContent>
@@ -8293,19 +7975,20 @@
                 </wp:inline>
               </w:drawing>
             </w:r>
-          </w:p>
-          <w:p>
-            <w:pPr>
-              <w:jc w:val="center"/>
-            </w:pPr>
+            <w:r>
+              <w:rPr>
+                <w:rFonts w:hint="eastAsia"/>
+              </w:rPr>
+              <w:t xml:space="preserve">   </w:t>
+            </w:r>
             <w:r>
               <w:rPr>
                 <w:noProof/>
               </w:rPr>
               <w:drawing>
-                <wp:inline distT="0" distB="0" distL="0" distR="0" wp14:anchorId="4AE45A3F" wp14:editId="702E5BB1">
-                  <wp:extent cx="2880000" cy="2856066"/>
-                  <wp:effectExtent l="0" t="0" r="0" b="1905"/>
+                <wp:inline distT="0" distB="0" distL="0" distR="0" wp14:anchorId="4AE45A3F" wp14:editId="6F9BD243">
+                  <wp:extent cx="1868074" cy="1852550"/>
+                  <wp:effectExtent l="0" t="0" r="0" b="0"/>
                   <wp:docPr id="1658328991" name="그림 1"/>
                   <wp:cNvGraphicFramePr>
                     <a:graphicFrameLocks xmlns:a="http://schemas.openxmlformats.org/drawingml/2006/main" noChangeAspect="1"/>
@@ -8326,7 +8009,7 @@
                         <pic:spPr>
                           <a:xfrm>
                             <a:off x="0" y="0"/>
-                            <a:ext cx="2880000" cy="2856066"/>
+                            <a:ext cx="1877549" cy="1861946"/>
                           </a:xfrm>
                           <a:prstGeom prst="rect">
                             <a:avLst/>
@@ -8754,7 +8437,6 @@
     <w:p>
       <w:pPr>
         <w:rPr>
-          <w:rFonts w:hint="eastAsia"/>
           <w:b/>
           <w:bCs/>
         </w:rPr>
@@ -8787,9 +8469,6 @@
             <w:pPr>
               <w:pStyle w:val="a6"/>
               <w:ind w:left="0"/>
-              <w:rPr>
-                <w:rFonts w:hint="eastAsia"/>
-              </w:rPr>
             </w:pPr>
             <w:r>
               <w:rPr>
@@ -8873,7 +8552,6 @@
               <w:rPr>
                 <w:rFonts w:hint="eastAsia"/>
               </w:rPr>
-              <w:lastRenderedPageBreak/>
               <w:t>1.</w:t>
             </w:r>
             <w:r>
@@ -8993,6 +8671,9 @@
               <w:t xml:space="preserve"> </w:t>
             </w:r>
             <w:r>
+              <w:rPr>
+                <w:noProof/>
+              </w:rPr>
               <w:drawing>
                 <wp:inline distT="0" distB="0" distL="0" distR="0" wp14:anchorId="46D957C4" wp14:editId="2D27E433">
                   <wp:extent cx="1078865" cy="1554937"/>
@@ -9466,32 +9147,15 @@
     <w:p>
       <w:pPr>
         <w:jc w:val="both"/>
+        <w:rPr>
+          <w:rFonts w:hint="eastAsia"/>
+        </w:rPr>
       </w:pPr>
       <w:r>
         <w:rPr>
           <w:rFonts w:hint="eastAsia"/>
         </w:rPr>
         <w:t>: 층 당 최대 2개의 문이 생성될 수 있다.</w:t>
-      </w:r>
-    </w:p>
-    <w:p>
-      <w:pPr>
-        <w:ind w:firstLine="440"/>
-        <w:rPr>
-          <w:rFonts w:hint="eastAsia"/>
-        </w:rPr>
-      </w:pPr>
-      <w:r>
-        <w:tab/>
-      </w:r>
-      <w:r>
-        <w:tab/>
-      </w:r>
-      <w:r>
-        <w:tab/>
-      </w:r>
-      <w:r>
-        <w:tab/>
       </w:r>
     </w:p>
     <w:sectPr>
